--- a/articles/output/Тезисы.docx
+++ b/articles/output/Тезисы.docx
@@ -234,7 +234,7 @@
           <w:sz w:val="28"/>
           <w:szCs w:val="28"/>
         </w:rPr>
-        <w:t>Наиболее показателен режим one_to_one (рис. 1 и 2) при сообщениях размером 16 МБ, когда задержка определяется пропускной способностью канала. Внутри узла G8600 V7 передача между GPU в среде auto примерно в 17 раз быстрее, чем в среде host, и достигает около 75% теоретической пропускной способности NVLink третьего поколения (300 ГБ/с в одном направлении). Задержки для всех пар GPU этого узла различаются не более чем на 2%, что согласуется с полносвязной топологией NVSwitch. На группе узлов G5500 V7 среда auto быстрее host лишь примерно в 1.5 раза, причём как для пар GPU внутри одного узла, так и для пар на разных узлах. Передача между узлами в среде auto достигает около 70% предела InfiniBand 100 Гбит/с.</w:t>
+        <w:t>Наиболее показателен режим one_to_one (рис. 1 и 2) при сообщениях размером 16 МБ, когда задержка определяется пропускной способностью канала. Внутри узла G8600 V7 передача между GPU в среде auto примерно в 17 раз быстрее, чем в среде host, и достигает около 75% теоретической пропускной способности NVLink третьего поколения (300 ГБ/с в одном направлении). Задержки для всех пар GPU этого узла различаются не более чем на 2.1%, что согласуется с полносвязной топологией NVSwitch. На группе узлов G5500 V7 среда auto быстрее host лишь примерно в 1.5 раза, причём как для пар GPU внутри одного узла, так и для пар на разных узлах. Передача между узлами в среде auto достигает около 70% предела InfiniBand 100 Гбит/с.</w:t>
       </w:r>
     </w:p>
     <w:p>
